--- a/astro-site/public/dl/plan-negocio-finca-eventos-bodas/plan-de-negocio-finca-eventos-bodas.docx
+++ b/astro-site/public/dl/plan-negocio-finca-eventos-bodas/plan-de-negocio-finca-eventos-bodas.docx
@@ -315,7 +315,7 @@
     </w:p>
     <w:p>
       <w:r>
-        <w:t>Este plan describe una finca de eventos y bodas en una finca arrendada con edificaciones existentes: una casa o masía, un jardín, un salón y, si el clima lo pide, una carpa como plan B, con aforo para 300 personas. La finca no se compra, se arrienda, y la comida la sirve un catering exclusivo concesionado que paga un canon. Tú vendes el espacio y los servicios del evento, con IVA del 21 %, que suponen 78 % de las ventas (283.982 €). El catering factura el menú y la barra directamente al cliente, con IVA del 10 %, y te paga un canon: 22 % de las ventas, 80.098 € el primer año. Un aviso desde ya: la licencia en suelo rústico es lo que decide si hay negocio.</w:t>
+        <w:t>Este plan describe una finca de eventos y bodas en una finca arrendada con edificaciones existentes: una casa o masía, un jardín, un salón y, si el clima lo pide, una carpa como plan B, con aforo para 300 personas. La finca no se compra, se arrienda, y la comida la sirve un catering exclusivo concesionado que paga un canon. Tú vendes el espacio y los servicios del evento, con IVA del 21 %, que suponen el 78 % de las ventas (283.982 €). El catering factura el menú y la barra directamente al cliente, con IVA del 10 %, y te paga un canon: el 22 % de las ventas, 80.098 € el primer año. Un aviso desde ya: la licencia en suelo rústico es lo que decide si hay negocio.</w:t>
       </w:r>
     </w:p>
     <w:p>
@@ -325,17 +325,17 @@
     </w:p>
     <w:p>
       <w:r>
-        <w:t>La inversión total es de 311.409 €: 241.280 € de acondicionamiento de la finca (obra, aseos, salón, carpa, jardín, sonido, licencias y arranque), 7.000 € de fianza y 3.500 € de renta previa, que suman 251.780 € de inversión sin el fondo, y 59.629 € de fondo de maniobra. A eso se suma el IVA de la inversión, 51.194 €, que se adelanta y se recupera poco a poco con las declaraciones de IVA, por lo que la necesidad de caja llega a 362.603 €. Se financia con 100.000 € de recursos propios y un préstamo de 263.000 € a 8 años, con 1 año de carencia de principal y un tipo del 6,5 %. Los fondos suman 363.000 € y la diferencia con la necesidad es de solo 397 €. La cuota anual, ya sin carencia, es de 47.953 €.</w:t>
+        <w:t>La inversión total es de 311.409 €: 241.280 € de acondicionamiento de la finca (obra, aseos, salón, carpa, jardín, sonido, licencias y arranque), 7.000 € de fianza y 3.500 € de renta previa, que suman 251.780 € de inversión sin el fondo, y 59.629 € de fondo de maniobra. A eso se suma el IVA de la inversión, 49.094 €, que se adelanta y se recupera poco a poco con las declaraciones de IVA, por lo que la necesidad de caja llega a 360.503 €. Se financia con 100.000 € de recursos propios y un préstamo de 263.000 € a 8 años, con 1 año de carencia de principal y un tipo del 6,5 %. Los fondos suman 363.000 € y la diferencia con la necesidad es de solo 2.497 €. La cuota anual, ya sin carencia, es de 47.953 €.</w:t>
       </w:r>
     </w:p>
     <w:p>
       <w:r>
-        <w:t>El primer año cuenta los 120 eventos completos, algo que solo es posible si las fechas de la primera temporada se venden durante los meses de licencia y obra; si no se consigue, mira el escenario pesimista del Excel. Factura 364.080 € y deja un neto de 32.101 €, un 8,8 % de las ventas. El crecimiento de los años 2 y 3 se cuenta en eventos equivalentes, con el mismo precio por invitado: 130 y 136. Las ventas pasan a 393.206 € y 412.867 €, y el neto, a 46.928 € y 50.279 €. La holgura de caja es de 22,9 % el primer año, pero porque hay carencia; baja a 14,9 % en el segundo y es de 18,1 % en el tercero. Son los años que hay que vigilar. La inversión se recupera en Más de 3 años.</w:t>
+        <w:t>El primer año cuenta los 120 eventos completos, algo que solo es posible si la primera temporada se vende durante la tramitación con reservas condicionadas a la licencia, que pasan a firmes al obtenerla; si no, mira el escenario pesimista del Excel. Factura 364.080 € y deja un neto de 32.101 €, el 8,8 % de las ventas. El crecimiento de los años 2 y 3 se cuenta en eventos equivalentes, con el mismo precio por invitado: 130 y 136. Las ventas pasan a 393.206 € y 412.867 €, y el neto, a 46.928 € y 50.279 €. La holgura de caja es del 22,9 % el primer año, gracias a la carencia; baja al 14,9 % en el segundo y es del 18,1 % en el tercero, los años que hay que vigilar. La inversión se recupera en más de 3 años.</w:t>
       </w:r>
     </w:p>
     <w:p>
       <w:r>
-        <w:t>El equipo es corto y se apoya en ti. Diriges la finca, vendes las fechas, enseñas el espacio y coordinas cada evento, y te acompaña una plantilla pequeña de 7 personas, contratada como fijos discontinuos, que se ocupa del montaje, la limpieza y el aparcamiento. No hay camareros ni cocina propios: los pone el catering exclusivo, que también responde de la seguridad alimentaria del menú. El kit incluye este plan de negocio de diez secciones, el Excel del plan financiero de nueve hojas, el checklist de apertura de 84 tareas en seis fases, la calculadora de presupuesto del espacio, los modelos de contrato (la reserva con los novios y las condiciones del catering exclusivo) y la guía de equivalencias para Latinoamérica.</w:t>
+        <w:t>El equipo es corto y se apoya en ti. Diriges la finca, vendes las fechas, enseñas el espacio y coordinas cada evento, y te acompaña un equipo pequeño (7 personas contigo incluido, con la coordinación y los auxiliares como fijos discontinuos) que se ocupa del montaje, la limpieza y el aparcamiento. No hay camareros ni cocina propios: los pone el catering exclusivo, que también responde de la seguridad alimentaria del menú. El kit incluye este plan de negocio de diez secciones, el Excel del plan financiero de nueve hojas, el checklist de apertura de 84 tareas en seis fases, la calculadora de presupuesto del espacio, los modelos de contrato (la reserva con los novios y las condiciones del catering exclusivo) y la guía de equivalencias para Latinoamérica.</w:t>
       </w:r>
     </w:p>
     <w:p>
@@ -372,7 +372,7 @@
     </w:p>
     <w:p>
       <w:r>
-        <w:t>El día a día de un evento medio se mide con números sencillos. El equipo de la finca dedica 9,2 horas a cada evento, entre montaje, coordinación, limpieza y aparcamiento. El ingreso de la finca por evento medio es de 3.034 €, con 82 invitados y 37,00 € por invitado sin IVA. Después de descontar el coste variable de 7,22 € por invitado, cada uno deja un margen de 29,78 €. Importa mirar el evento completo y no solo el precio, porque el Excel hace crecer el número de eventos equivalentes con el mismo precio por invitado, en lugar de subir tarifas.</w:t>
+        <w:t>El día a día de un evento medio se mide con números sencillos. El equipo de la finca dedica 9,2 horas a cada evento, entre montaje, coordinación, limpieza y aparcamiento. El ingreso de la finca por evento medio es de 3.034 €, con 82 invitados y 37,00 € por invitado sin IVA. Después de descontar el coste variable de 7,22 € por invitado, cada uno deja un margen de 29,78 €. Importa mirar el evento completo y no solo el precio: el crecimiento de los años 2 y 3 sale de más actividad con el mismo precio por invitado, no de subir tarifas.</w:t>
       </w:r>
     </w:p>
     <w:p>
@@ -404,7 +404,7 @@
     </w:p>
     <w:p>
       <w:r>
-        <w:t>Según Bodas.net, la boda se prepara con 12-18 meses de antelación (13 de media), las parejas piden información a 6 espacios y visitan 3, y el 64 % busca en webs especializadas. Eso marca tu calendario: las fechas se venden mucho antes de que el evento exista. En Google España hay unas 4.000 búsquedas al mes con «finca», según DataForSEO en octubre de 2026, así que la demanda existe y es de clientes, no de emprendedores. Los precios de escaparate varían mucho: 95-200 € por invitado en Castilla-La Mancha, 140-145 € más IVA todo incluido en Barcelona, y entre 2.500 € y 14.000 € por el espacio según finca y temporada. Tómalos con cautela, porque son precios anunciados, no cobrados.</w:t>
+        <w:t>Según Bodas.net, la boda se prepara con 12-18 meses de antelación (13 de media), las parejas piden información a 6 espacios y visitan 3, y el 64 % busca en webs especializadas. Eso marca tu calendario: las fechas se venden mucho antes de que el evento exista. En Google España hay unas 4.000 búsquedas al mes de fincas para bodas y eventos, según DataForSEO en octubre de 2026, así que la demanda existe y es de clientes, no de emprendedores. Los precios de escaparate varían mucho: 95-200 € por invitado en Castilla-La Mancha, 140-145 € más IVA todo incluido en Barcelona, y entre 2.500 € y 14.000 € por el espacio según finca y temporada. Tómalos con cautela, porque son precios anunciados, no cobrados.</w:t>
       </w:r>
     </w:p>
     <w:p>
@@ -414,7 +414,7 @@
     </w:p>
     <w:p>
       <w:r>
-        <w:t>Con el Mes 1 en marzo, el plan reparte la venta con la estacionalidad: el pico llega con el verano y el comienzo del otoño, y el valle, con el invierno. El arranque lleva una rampa de 12 meses que empieza en el 45 % de la actividad, porque las bodas se reservan con 12-18 meses de antelación. El saldo de caja más bajo, 51.025 €, llega en abril, el mes 2, recién pagada la inversión, y ese primer invierno hay que atravesarlo con el fondo de maniobra de 59.629 €. Después la temporada lo sube hasta 149.910 € en el mes 12.</w:t>
+        <w:t>Con el Mes 1 en marzo, el plan reparte la venta con la estacionalidad: el pico llega con el verano y el comienzo del otoño, y el valle, con el invierno. El arranque lleva una rampa de 12 meses que empieza en el 45 % de la actividad, porque las bodas se reservan con 12-18 meses de antelación. El saldo de caja más bajo, 51.025 €, llega en abril, el mes 2, recién pagada la inversión y antes de que entre el grueso de la temporada: esa primavera de arranque se sostiene con el fondo de maniobra de 59.629 €. Después la temporada sube la caja hasta 149.910 € en el mes 12, y con ella se atraviesa el primer invierno.</w:t>
       </w:r>
     </w:p>
     <w:p>
@@ -424,7 +424,7 @@
     </w:p>
     <w:p>
       <w:r>
-        <w:t>La demanda tiene riesgos que el plan nombra. La guerra de precios de las fechas de sábado presiona la tarifa, el cliente puede querer traer su propio catering, y una primavera de lluvias exige tener el plan B de salón y carpa a punto. El mayor riesgo es de ocupación: por debajo de 98 eventos del tamaño medio no hay caja.</w:t>
+        <w:t>La demanda tiene riesgos que el plan nombra. La guerra de precios de las fechas de sábado presiona la tarifa, el cliente puede querer traer su propio catering, y una primavera de lluvias exige tener el plan B de salón y carpa a punto. El mayor riesgo es de ocupación: por debajo de 98 eventos del tamaño medio no hay caja el primer año, y desde el segundo, cuando ya devuelves el préstamo, el listón sube a 113 y 116.</w:t>
       </w:r>
     </w:p>
     <w:p>
@@ -446,7 +446,7 @@
     </w:p>
     <w:p>
       <w:r>
-        <w:t>Antes de fijar ningún precio, dibuja el mapa de quién compite contigo y a quién vendes. Tus clientes son las parejas, con la boda grande o la íntima, las empresas, las familias que celebran comuniones y cumpleaños y los intermediarios que traen clientes: wedding planners y agencias de eventos, que aportan 20 % de las ventas con una comisión de 12,5 %. Cada uno decide por algo distinto, así que conviene analizarlos por separado.</w:t>
+        <w:t>Antes de fijar ningún precio, dibuja el mapa de quién compite contigo y a quién vendes. Tus clientes son las parejas, con la boda grande o la íntima, las empresas, las familias que celebran comuniones y cumpleaños y los intermediarios que traen clientes: wedding planners y agencias de eventos, que aportan el 20 % de las ventas con una comisión del 12,5 %. Cada uno decide por algo distinto, así que conviene analizarlos por separado.</w:t>
       </w:r>
     </w:p>
     <w:p>
@@ -461,12 +461,12 @@
     </w:p>
     <w:p>
       <w:r>
-        <w:t>Las barreras de entrada son de cumplimiento y de caja. La licencia es lo que decide si hay negocio: en suelo rústico celebrar bodas no es un uso ordinario y la autorización depende de tu comunidad, así que pregunta en urbanismo qué figura usa la tuya y compruébalo en tu ayuntamiento, tu comunidad o tu asesoría. No vendas fechas sin licencia, y pon en el arrendamiento una condición suspensiva de licencias. Además, la caja pesa: la obra base del caso es de 152.280 €, y la maquinaria, el mobiliario y los equipos suman 66.000 €.</w:t>
+        <w:t>Las barreras de entrada son de cumplimiento y de caja. La licencia es lo que decide si hay negocio: en suelo rústico celebrar bodas no es un uso ordinario y la autorización depende de tu comunidad, así que pregunta en urbanismo qué figura usa la tuya y compruébalo en tu ayuntamiento, tu comunidad o tu asesoría. No confirmes fechas en firme sin licencia (antes de tenerla, solo reservas condicionadas a ella, con devolución íntegra si no llega), y pon en el arrendamiento una condición suspensiva de licencias. Además, la caja pesa: la obra base del caso es de 152.280 €, y la maquinaria, el mobiliario y los equipos suman 66.000 €.</w:t>
       </w:r>
     </w:p>
     <w:p>
       <w:r>
-        <w:t>Cuatro factores deciden si funciona. El primero es el calendario: cuántas de las fechas de la primera temporada vendes mientras tramitas la licencia y haces la obra. El segundo es el espacio: un entorno que se vea bien en fotos, con salón y carpa para el plan B y aparcamiento suficiente. El tercero es el catering exclusivo: un socio cumplidor, con canon negociado y fácil de auditar. El cuarto es el control de la caja: el equilibrio está en 98 eventos el primer año y sube a 113 y 116 el segundo y el tercero, cuando ya devuelves el préstamo, así que cada fecha sin vender se nota.</w:t>
+        <w:t>Cuatro factores deciden si funciona. El primero es el calendario: cuántas fechas de la primera temporada reservas, condicionadas a la licencia, mientras la tramitas y haces la obra. El segundo es el espacio: un entorno que se vea bien en fotos, con salón y carpa para el plan B y aparcamiento suficiente. El tercero es el catering exclusivo: un socio cumplidor, con canon negociado y fácil de auditar. El cuarto es el control de la caja: el equilibrio está en 98 eventos el primer año y sube a 113 y 116 el segundo y el tercero, cuando ya devuelves el préstamo, así que cada fecha sin vender se nota.</w:t>
       </w:r>
     </w:p>
     <w:p>
@@ -493,7 +493,7 @@
     </w:p>
     <w:p>
       <w:r>
-        <w:t>La captación empieza con 12-18 meses de antelación, porque así se planea una boda. Estar en escaparates de bodas, con fichas completas en portales especializados, es el primer paso; el segundo, ferias nupciales y jornadas de puertas abiertas con el catering exclusivo y una cata del menú. En el caso, ferias y puertas abiertas cuestan 6.000 € al año. Lo más importante de la primera temporada es esto: las fechas se venden durante los meses de licencia y obra, antes de abrir, con la licencia concedida o con devolución íntegra pactada. Nunca vendas fechas sin licencia.</w:t>
+        <w:t>La captación empieza con 12-18 meses de antelación, porque así se planea una boda. Estar en escaparates de bodas, con fichas completas en portales especializados, es el primer paso; el segundo, ferias nupciales y jornadas de puertas abiertas con el catering exclusivo y una cata del menú. En el caso, ferias y puertas abiertas cuestan 6.000 € al año. Lo más importante de la primera temporada es esto: las fechas se reservan durante los meses de licencia y obra, antes de abrir, como reservas condicionadas a la licencia y con devolución íntegra pactada por escrito si no llega a tiempo; al obtenerla, se convierten en firmes. Nunca confirmes una fecha en firme sin licencia.</w:t>
       </w:r>
     </w:p>
     <w:p>
@@ -503,12 +503,12 @@
     </w:p>
     <w:p>
       <w:r>
-        <w:t>Los wedding planners y las agencias de eventos son un canal decisivo: el 20 % de las ventas entra por ellos, con una comisión de 12,5 %. Trátalos como a socios. Enséñales la finca antes que a nadie, dales un calendario con fechas disponibles al día, un precio del espacio por escrito y respuestas rápidas. La comisión es un coste de captación, no un descuento, y el Excel la recoge (9.102 € el primer año). Cuanto más claro sea el trato, más fechas te traerán.</w:t>
+        <w:t>Los wedding planners y las agencias de eventos son un canal decisivo: el 20 % de las ventas entra por ellos, con una comisión del 12,5 %. Trátalos como a socios. Enséñales la finca antes que a nadie, dales un calendario con fechas disponibles al día, un precio del espacio por escrito y respuestas rápidas. La comisión es un coste de captación, no un descuento, y el Excel la recoge (9.102 € el primer año). Cuanto más claro sea el trato, más fechas te traerán.</w:t>
       </w:r>
     </w:p>
     <w:p>
       <w:r>
-        <w:t>La web es tu escaparate permanente. Con un calendario de disponibilidad al día, la descripción de los espacios, fotografía y vídeo de las cuatro estaciones, los tipos de evento y un formulario de contacto, cumple su función antes de la visita. Completa tu ficha de Google y las de los portales, pide reseñas tras cada evento y contesta todas, también las malas, con amabilidad. Las redes sociales enseñan la finca en acción: montajes, ceremonias, jardín, plan B y detalles del día. El marketing del caso es de 12.000 € al año, más el lanzamiento de 6.000 € dentro de la inversión inicial.</w:t>
+        <w:t>La web es tu escaparate permanente. Con un calendario de disponibilidad al día, la descripción de los espacios, fotografía y vídeo de las cuatro estaciones, los tipos de evento y un formulario de contacto, cumple su función antes de la visita. Completa tu ficha de Google y las de los portales, pide reseñas tras cada evento y contesta todas, también las malas, con amabilidad. Las redes sociales enseñan la finca en acción: montajes, ceremonias, jardín, plan B y detalles del día.</w:t>
       </w:r>
     </w:p>
     <w:p>
@@ -523,7 +523,7 @@
     </w:p>
     <w:p>
       <w:r>
-        <w:t>El presupuesto de marketing del caso es de 12.000 € al año, más 6.000 € de ferias y puertas abiertas y 6.000 € de lanzamiento dentro de la inversión inicial. El primer año se trabaja desde el principio, con la web y las fichas listas, y las fechas de la primera temporada en venta antes de abrir. Si una acción no trae visitas, se corrige o se cambia, y el dinero pasa a la que sí las trae.</w:t>
+        <w:t>El presupuesto de marketing del caso es de 12.000 € al año, más 6.000 € de ferias y puertas abiertas y 6.000 € de lanzamiento dentro de la inversión inicial. El primer año se trabaja desde el principio, con la web y las fichas listas, y las fechas de la primera temporada en reserva, condicionadas a la licencia, antes de abrir. Si una acción no trae visitas, se corrige o se cambia, y el dinero pasa a la que sí las trae.</w:t>
       </w:r>
     </w:p>
     <w:p>
@@ -550,7 +550,7 @@
     </w:p>
     <w:p>
       <w:r>
-        <w:t>La infraestructura es lo que separa una finca bonita de una finca que funciona. El caso se dimensiona para un aforo de 300 personas. Los aseos cuestan 22.000 €, e incluyen uno adaptado. El aparcamiento, 10.000 €: calcula una plaza por cada 2,5-3 invitados. El grupo electrógeno (10.000 €) te cubre un corte de luz en pleno banquete, y la potencia eléctrica (15.000 €) tiene que aguantar la cocina del catering, el sonido y la climatización (17.000 €). La acústica (9.000 €) y el sonido (6.000 €) se piensan desde el principio, para que la música se quede dentro del salón. Añade el office (16.000 €), donde el catering prepara y emplata, y una fosa séptica dimensionada para el aforo, porque en el campo no hay alcantarillado. Son partidas del acondicionamiento, no extras: si tu presupuesto no las recoge, falta algo.</w:t>
+        <w:t>La infraestructura es lo que separa una finca bonita de una finca que funciona. El caso se dimensiona para un aforo de 300 personas. Los aseos cuestan 22.000 €, e incluyen uno adaptado. El aparcamiento, 10.000 €: calcula una plaza por cada 2,5-3 invitados. El grupo electrógeno (10.000 €) te cubre un corte de luz en pleno banquete, y la potencia eléctrica (15.000 €) tiene que aguantar la cocina del catering, el sonido y la climatización (17.000 €). La acústica (9.000 €) y el sonido (6.000 €) se piensan desde el principio, para que la música se quede dentro del salón. Añade el office (16.000 €), donde el catering prepara y emplata, y el saneamiento: una fosa séptica o una depuradora dimensionada para el aforo, porque en el campo no suele haber alcantarillado. En el caso va dentro de los aseos y de los imprevistos de obra, y un vertido nuevo puede pedir autorización de la confederación hidrográfica: compruébalo. Son partidas del acondicionamiento, no extras: si tu presupuesto no las recoge, falta algo.</w:t>
       </w:r>
     </w:p>
     <w:p>
@@ -592,7 +592,7 @@
     </w:p>
     <w:p>
       <w:r>
-        <w:t>Esa plantilla equivale a 3,75 jornadas completas y cuesta 111.720 € el primer año, el 30,7 % de las ventas. Es el mayor gasto del negocio, por encima de la renta de la finca (42.000 €), así que conviene medirlo bien. La cobertura de horas es de 101 %: 6.900 horas contratadas frente a 6.859 necesarias, con una media de 2,3 personas de la finca por evento, sin contar al catering. Si la cobertura se queda corta, lo notarás un sábado de montaje largo; si sobra mucho, pagas horas vacías. Revísala cada vez que cambies el número de eventos o su tamaño.</w:t>
+        <w:t>Esa plantilla equivale a 3,75 jornadas completas y cuesta 111.720 € el primer año, el 30,7 % de las ventas. Es el mayor gasto del negocio, por encima de la renta de la finca (42.000 €), así que conviene medirlo bien. La cobertura de horas es del 101 %: 6.900 horas contratadas frente a 6.859 necesarias, con una media de 2,3 personas de la finca por evento, sin contar al catering. Si la cobertura se queda corta, lo notarás un sábado de montaje largo; si sobra mucho, pagas horas vacías. Revísala cada vez que cambies el número de eventos o su tamaño.</w:t>
       </w:r>
     </w:p>
     <w:p>
@@ -634,32 +634,32 @@
     </w:p>
     <w:p>
       <w:r>
-        <w:t>Para abrir necesitas 311.409 €: 251.780 € de compras (acondicionamiento, fianza de 2 meses y renta anterior a la apertura) más 59.629 € de fondo de maniobra, que cubre 3 meses. El acondicionamiento (241.280 €) incluye 11.280 € de imprevistos. Con el IVA de la inversión (51.194 €), que adelantas y recuperas, la necesidad de caja llega a 362.603 €. La financiación son 100.000 € propios y un préstamo de 263.000 € al 6,5 %, a 8 años con 1 año de carencia y una cuota anual de 47.953 €.</w:t>
+        <w:t>Para abrir necesitas 311.409 €: 251.780 € de compras (acondicionamiento, fianza de 2 meses y renta anterior a la apertura) más 59.629 € de fondo de maniobra, que cubre 3 meses. El acondicionamiento (241.280 €) incluye 11.280 € de imprevistos. Con el IVA de la inversión (49.094 €), que adelantas y recuperas, la necesidad de caja llega a 360.503 €. La financiación son 100.000 € propios y un préstamo de 263.000 € al 6,5 %, a 8 años con 1 año de carencia y una cuota anual de 47.953 €.</w:t>
       </w:r>
     </w:p>
     <w:p>
       <w:r>
-        <w:t>La cuenta de resultados a tres años proyecta unas ventas de 364.080 €, 393.206 € y 412.867 €. El primer año cuenta 120 eventos completos, y conviene leerlo bien: solo es posible si las fechas de la primera temporada se venden durante los meses de licencia y obra, porque las bodas se reservan con 12-18 meses de antelación. Con ese supuesto, el margen bruto es del 80,5 %, el personal cuesta 111.720 € y la renta 42.000 € (11,5 % de las ventas). El neto sale en 32.101 €, 46.928 € y 50.279 €. El crecimiento de los años 2 y 3 se cuenta en eventos equivalentes: 130 en el segundo año (+8 %) y 136 en el tercero (+5 %), con el mismo precio por invitado. En el libro de Excel lo que crece es el tamaño medio del evento, de 82 a 88,6 y 93,0 invitados.</w:t>
+        <w:t>La cuenta de resultados a tres años proyecta unas ventas de 364.080 €, 393.206 € y 412.867 €. El primer año cuenta 120 eventos completos, y conviene leerlo bien: solo es posible si la primera temporada se vende durante la tramitación y la obra con reservas condicionadas a la licencia, que se convierten en firmes al obtenerla, porque las bodas se reservan con 12-18 meses de antelación. Con ese supuesto, el margen bruto es del 80,5 %, el personal cuesta 111.720 € y la renta 42.000 € (el 11,5 % de las ventas). El neto sale en 32.101 €, 46.928 € y 50.279 €. El crecimiento de los años 2 y 3 se cuenta en eventos equivalentes: 130 en el segundo año (+8 %) y 136 en el tercero (+5 %), con el mismo precio por invitado. En el libro de Excel lo que crece es el tamaño medio del evento, de 82 a 88,6 y 93,0 invitados.</w:t>
       </w:r>
     </w:p>
     <w:p>
       <w:r>
-        <w:t>El equilibrio contable está en 105 eventos al año, de 72 invitados cada uno, con unos ingresos de 317.157 €: deja una holgura del 14,8 % sobre el caso. El de caja está en 98 eventos en el primer año, con una holgura de 22,9 %, porque ese año tienes carencia y no devuelves capital. En el segundo sube a 113 eventos (holgura de 14,9 %) y en el tercero a 116 (18,1 %). Los años que hay que vigilar son esos dos, cuando ya pagas la cuota entera. El riesgo real es de ocupación: por debajo de 98 eventos del tamaño medio no hay caja.</w:t>
+        <w:t>El equilibrio contable está en 105 eventos al año del tamaño medio (82 invitados), o en 72 invitados por evento si mantienes los 120 eventos, con unos ingresos de 317.157 €: deja una holgura del 14,8 % sobre el caso. El de caja está en 98 eventos en el primer año, con una holgura del 22,9 %, porque ese año tienes carencia y no devuelves capital. En el segundo sube a 113 eventos (holgura del 14,9 %) y en el tercero a 116 (18,1 %). Los años que hay que vigilar son esos dos, cuando ya pagas la cuota entera. El riesgo real es de ocupación: por debajo de 98 eventos del tamaño medio el primer año, y de 113 y 116 el segundo y el tercero, no hay caja.</w:t>
       </w:r>
     </w:p>
     <w:p>
       <w:r>
-        <w:t>La tesorería numera los meses del 1 al 12, y el Mes 1 es marzo. La rampa arranca al 45 % y llega al ritmo de crucero en 12 meses, porque las bodas se reservan con 12-18 meses y la primera temporada se vende antes de abrir. El saldo mínimo del año, 51.025 €, es el del mes 2, abril, y el año acaba en febrero con 149.910 €. El primer invierno se atraviesa con el fondo de maniobra, y por eso la preventa de fechas es la tarea más rentable de los primeros meses.</w:t>
+        <w:t>La tesorería numera los meses del 1 al 12, y el Mes 1 es marzo. La rampa arranca al 45 % y llega al ritmo de crucero en 12 meses, porque las bodas se reservan con 12-18 meses y la primera temporada se reserva antes de abrir, condicionada a la licencia. La rampa no quita ventas al año: solo las reparte hacia el final, como llegan las reservas de una finca nueva. El saldo mínimo del año, 51.025 €, es el del mes 2, abril, y el año acaba en febrero con 149.910 €. La primavera de arranque se sostiene con el fondo de maniobra, y el primer invierno, con la caja que deja la temporada; por eso la preventa de fechas es la tarea más rentable de los primeros meses.</w:t>
       </w:r>
     </w:p>
     <w:p>
       <w:r>
-        <w:t>El DSCR mínimo es de 1,68, con 1,68 en el segundo año y 1,71 en el tercero: el negocio cubre la deuda, pero sin mucho colchón, y el banco querrá ver tu preventa de fechas. Sobre el payback: Más de 3 años; eso explica por qué el arrendamiento tiene que ser largo, de quince años. Las dos líneas de ingresos van al 21 % de IVA, y en el primer año repercutes 76.457 €.</w:t>
+        <w:t>El DSCR mínimo es de 1,68, con 1,68 en el segundo año y 1,71 en el tercero: el negocio cubre la deuda, pero sin mucho colchón, y el banco querrá ver tu preventa de fechas. Sobre el payback: más de 3 años; eso explica por qué el arrendamiento tiene que ser largo, de quince años. Las dos líneas de ingresos van al 21 % de IVA, y en el primer año repercutes 76.457 €.</w:t>
       </w:r>
     </w:p>
     <w:p>
       <w:r>
-        <w:t>El escenario pesimista del Excel es una primera temporada que no se vende: 100 eventos de 78 invitados a 34,00 € dan unas ventas de 265.200 € y un neto de −41.818 €. Si no consigues vender fechas durante la licencia y la obra, compara tu caso con este. En el optimista, 135 eventos de 85 invitados a 39,00 € dejan un neto de 89.189 €.</w:t>
+        <w:t>El escenario pesimista del Excel es una primera temporada que no se vende: 100 eventos de 78 invitados a 34,00 € dan unas ventas de 265.200 € y un neto de −41.818 €. Si no consigues reservar fechas, condicionadas a la licencia, durante la tramitación y la obra, compara tu caso con este. En el optimista, 135 eventos de 85 invitados a 39,00 € dejan un neto de 89.189 €.</w:t>
       </w:r>
     </w:p>
     <w:p>
@@ -686,7 +686,7 @@
     </w:p>
     <w:p>
       <w:r>
-        <w:t>Lo primero que decide este negocio no es el mercado, sino el suelo. En suelo urbano basta con que el plan municipal admita el uso y con obtener la licencia de actividad. En suelo rústico, que es donde está la mayoría de las fincas, necesitas antes una autorización urbanística de tu comunidad. Y una regla sin excepciones: no vendas fechas sin licencia. Incluye en el arrendamiento una condición suspensiva, para que el contrato solo se active si te conceden la calificación o la autorización y la licencia. Compruébalo con tu abogado.</w:t>
+        <w:t>Lo primero que decide este negocio no es el mercado, sino el suelo. En suelo urbano basta con que el plan municipal admita el uso y con obtener la licencia de actividad. En suelo rústico, que es donde está la mayoría de las fincas, necesitas antes una autorización urbanística de tu comunidad. Y una regla sin excepciones: no confirmes fechas en firme sin licencia; antes de tenerla, solo reservas condicionadas a la licencia, con devolución íntegra si no llega. Incluye en el arrendamiento una condición suspensiva, para que el contrato solo se active si te conceden la calificación o la autorización y la licencia. Compruébalo con tu abogado.</w:t>
       </w:r>
     </w:p>
     <w:p>
@@ -696,12 +696,12 @@
     </w:p>
     <w:p>
       <w:r>
-        <w:t>En Cataluña, el art. 47.3 bis del TRLU lo limita a masías y casas rurales catalogadas. En la Comunitat Valenciana, el TRLOTUP exige la declaración de interés comunitario (arts. 216 y 221, con un canon del 2 %), salvo la excepción del art. 219 por reutilizar arquitectura tradicional. Lo común: edificios existentes, informe previo y 6-12 meses o más antes de la licencia. En el resto de comunidades, pregunta en urbanismo qué figura usa la tuya.</w:t>
+        <w:t>En Cataluña, el art. 47.3 bis del TRLU lo limita a masías y casas rurales catalogadas. En la Comunidad Valenciana, el TRLOTUP exige la declaración de interés comunitario (arts. 216 y 221, con un canon del 2 %), salvo la excepción del art. 219 por reutilizar arquitectura tradicional. Lo común: edificios existentes, informe previo y 6-12 meses o más antes de la licencia. En el resto de comunidades, pregunta en urbanismo qué figura usa la tuya.</w:t>
       </w:r>
     </w:p>
     <w:p>
       <w:r>
-        <w:t>La boda es un acto privado, pero la finca que la alquila a terceros es un establecimiento público (en la Comunitat Valenciana, un «salón de banquetes»): aplica la ley autonómica de espectáculos públicos y actividades recreativas, con su seguro obligatorio de responsabilidad civil (Madrid añade incendio). Solo damos la cifra de Andalucía, y como orientativa: 526.000 € para un aforo de 101 a 300 personas; en las demás comunidades, compruébalo. En autoprotección, la Directriz Básica (Orden INT/1068/2026, BOE de 10-10-2026) exige plan desde 1.000 personas en edificio o carpa y 5.000 al aire libre: con 300 quedas fuera, salvo que tu comunidad sea más exigente o te lo pidan por un entorno de riesgo, como el forestal.</w:t>
+        <w:t>La boda es un acto privado, pero la finca que la alquila a terceros es un establecimiento público (en la Comunidad Valenciana, un «salón de banquetes»): aplica la ley autonómica de espectáculos públicos y actividades recreativas, con su seguro obligatorio de responsabilidad civil (Madrid añade incendio). Solo damos la cifra de Andalucía, y como orientativa: 526.000 € para un aforo de 101 a 300 personas; en las demás comunidades, compruébalo. En autoprotección, la Directriz Básica (Orden INT/1068/2026, BOE de 10-10-2026) exige plan desde 1.000 personas en edificio o carpa y 5.000 al aire libre en recinto delimitado: con 300 quedas fuera, salvo que tu comunidad sea más exigente o te lo pidan por un entorno de riesgo, como el forestal.</w:t>
       </w:r>
     </w:p>
     <w:p>
@@ -711,12 +711,12 @@
     </w:p>
     <w:p>
       <w:r>
-        <w:t>El espacio lleva el 21 % de IVA (21 %) y el canon, también (21 %); el menú del catering va al 10 %. Un precio único con todo al 10 % es arriesgado: pon precio propio al espacio o presenta una consulta vinculante a la DGT (LIVA, art. 91). En el IAE, el epígrafe del espacio es criterio de tu asesoría, y no pagas cuota con menos de un millón de euros de cifra de negocio.</w:t>
+        <w:t>El espacio y los servicios del evento llevan el 21 % de IVA, y el canon, también; el menú del catering va al 10 %. Un precio único con todo al 10 % es arriesgado: pon precio propio al espacio o presenta una consulta vinculante a la DGT (LIVA, art. 91). En el IAE, el epígrafe del espacio es criterio de tu asesoría, y no pagas cuota con menos de un millón de euros de cifra de negocio.</w:t>
       </w:r>
     </w:p>
     <w:p>
       <w:r>
-        <w:t>El arrendamiento es de uso distinto de vivienda (LAU, arts. 3 y 4) y de pacto libre; lo habitual es una fianza de 2 meses, compruébalo con tu abogado. En el contrato con los novios, la señal y las penalizaciones deben ser proporcionales y recíprocas (TRLGDCU, arts. 85.6, 87.2, 90.2 y 103.l). En personal aplican los arts. 16 y 34.9 del Estatuto de los Trabajadores. Todo lo demás, compruébalo en tu ayuntamiento, tu comunidad o tu asesoría: lo que no está aquí no lo afirmamos.</w:t>
+        <w:t>El arrendamiento es de uso distinto de vivienda (LAU, arts. 3 y 4) y de pacto libre; lo habitual es una fianza de 2 meses, compruébalo con tu abogado. En el contrato con los novios, la señal y las penalizaciones deben ser proporcionales (TRLGDCU, art. 85.6) y recíprocas (art. 87.2); la cláusula de jurisdicción no puede llevar al consumidor a un juzgado distinto del de su domicilio (art. 90.2), y si contratas a distancia, el servicio con fecha fija queda fuera del derecho de desistimiento (art. 103.l). En personal aplican los arts. 16 y 34.9 del Estatuto de los Trabajadores. Todo lo demás, compruébalo en tu ayuntamiento, tu comunidad o tu asesoría: lo que no está aquí no lo afirmamos.</w:t>
       </w:r>
     </w:p>
     <w:p>
@@ -738,12 +738,12 @@
     </w:p>
     <w:p>
       <w:r>
-        <w:t>La conclusión es que una finca de eventos y bodas de este tamaño es viable, pero exige método y vender las fechas a tiempo. Con 120 eventos, el primer año deja un neto de 32.101 € y una holgura de caja de 22,9 %; en los años 2 y 3 la holgura baja a 14,9 % y 18,1 %, y son los que hay que vigilar. El DSCR mínimo es de 1,68, el saldo mínimo de 51.025 € llega en abril y el payback es Más de 3 años. Es un negocio de patrimonio y paciencia, no de beneficio rápido. Si lo comparas con otros planes, fíjate en que aquí el mayor riesgo no es el coste, sino la ocupación.</w:t>
+        <w:t>La conclusión es que una finca de eventos y bodas de este tamaño es viable, pero exige método y vender las fechas a tiempo. Con 120 eventos, el primer año deja un neto de 32.101 € y una holgura de caja del 22,9 %; en los años 2 y 3 la holgura baja al 14,9 % y al 18,1 %, y son los que hay que vigilar. El DSCR mínimo es de 1,68, el saldo mínimo de 51.025 € llega en abril y el payback, de más de 3 años. Es un negocio de patrimonio y paciencia, no de beneficio rápido. Si lo comparas con otros planes, fíjate en que aquí el mayor riesgo no es el coste, sino la ocupación.</w:t>
       </w:r>
     </w:p>
     <w:p>
       <w:r>
-        <w:t>El primer riesgo es la licencia. Con silencio negativo y plazos de 6-12 meses o más, una finca sin autorización no puede celebrar nada. Se mitiga con la consulta urbanística antes de firmar, la condición suspensiva en el arrendamiento y la regla de no vender fechas sin licencia. El segundo es la ocupación: por debajo de unos 98 eventos al año no hay caja. Se mitiga con la preventa de fechas durante la obra, con acuerdos con wedding planners y agencias, que traen el 20 % de las ventas con una comisión de 12,5 %, y con una agenda que no dependa solo de las bodas: empresa, celebraciones privadas y eventos pequeños.</w:t>
+        <w:t>El primer riesgo es la licencia. Con silencio negativo y plazos de 6-12 meses o más, una finca sin autorización no puede celebrar nada. Se mitiga con la consulta urbanística antes de firmar, la condición suspensiva en el arrendamiento y la regla de no confirmar fechas sin licencia (antes de tenerla, solo reservas condicionadas con devolución íntegra). El segundo es la ocupación: por debajo de unos 98 eventos el primer año, y de unos 113-116 desde el segundo, no hay caja. Se mitiga con la preventa de fechas, condicionada a la licencia, durante la tramitación y la obra, con acuerdos con wedding planners y agencias, que traen el 20 % de las ventas con una comisión del 12,5 %, y con una agenda que no dependa solo de las bodas: empresa, celebraciones privadas y eventos pequeños.</w:t>
       </w:r>
     </w:p>
     <w:p>
@@ -753,7 +753,7 @@
     </w:p>
     <w:p>
       <w:r>
-        <w:t>El sexto riesgo es comprar la finca: es una inversión de millones de euros que este plan no necesita. Arrienda una finca con las edificaciones ya construidas. El séptimo es arrendarla poco tiempo: amortizar la obra en cinco años hunde la cuenta, y por eso el contrato es de quince años, con carencia durante las obras y reversión de las mejoras. El octavo es vivir solo de los sábados de mayo a octubre, con la renta y la plantilla planas todo el año: el INE cuenta que de mayo a octubre se celebra el 63,7 % de los matrimonios, y el invierno quema el fondo si no hay eventos de empresa y celebraciones privadas que lo llenen.</w:t>
+        <w:t>El sexto riesgo es comprar la finca: es una inversión de millones de euros que este plan no necesita. Arrienda una finca con las edificaciones ya construidas. El séptimo es arrendarla poco tiempo: amortizar la obra en cinco años hunde la cuenta, y por eso el contrato es de quince años, con carencia durante las obras y reversión de las mejoras. El octavo es vivir solo de los sábados de mayo a octubre, con la renta y la plantilla planas todo el año: el INE cuenta que de mayo a octubre se celebra el 63,7 % de los matrimonios, y el invierno se come la caja de la temporada si no hay eventos de empresa y celebraciones privadas que lo llenen.</w:t>
       </w:r>
     </w:p>
     <w:p>
@@ -763,7 +763,7 @@
     </w:p>
     <w:p>
       <w:r>
-        <w:t>El plan de acción tiene tres tramos de 90 días. En las semanas 1-4 constituyes la sociedad, cierras el arrendamiento con condición suspensiva y haces la consulta urbanística. En las semanas 5-8 encargas el proyecto técnico, solicitas la calificación o la autorización y eliges el catering exclusivo. En las semanas 9-13 firmas el contrato del catering y trabajas la marca, la web, la fotografía, las primeras visitas y la preventa de fechas, siempre condicionada a la licencia. El checklist que acompaña al plan tiene 84 tareas en seis fases: 12 de constitución y fiscalidad, 16 de finca y licencia, 15 de obra y equipamiento, 13 de personal y catering, 14 de marca y reservas y 14 de temporada y de cada evento. Marca cada tarea al cerrarla.</w:t>
+        <w:t>El plan de acción de los primeros 90 días tiene tres tramos. En las semanas 1-4 constituyes la sociedad, cierras el arrendamiento con condición suspensiva y haces la consulta urbanística. En las semanas 5-8 encargas el proyecto técnico, solicitas la calificación o la autorización y eliges el catering exclusivo. En las semanas 9-13 firmas el contrato del catering y trabajas la marca, la web, la fotografía, las primeras visitas y la preventa de fechas, siempre condicionada a la licencia. El checklist que acompaña al plan tiene 84 tareas en seis fases: 12 de constitución y fiscalidad, 16 de finca y licencia, 15 de obra y equipamiento, 13 de personal y catering, 14 de marca y reservas y 14 de temporada y de cada evento. Marca cada tarea al cerrarla.</w:t>
       </w:r>
     </w:p>
     <w:p>
